--- a/report_agent/output/risk_assessment_form/2026-08-10/위험성평가표_2026_08_10.docx
+++ b/report_agent/output/risk_assessment_form/2026-08-10/위험성평가표_2026_08_10.docx
@@ -3008,7 +3008,7 @@
                 <w:sz w:val="12"/>
                 <w:szCs w:val="12"/>
               </w:rPr>
-              <w:t>소화기 위치 확인을 실시했다.</w:t>
+              <w:t>소화기 위치 확인</w:t>
             </w:r>
           </w:p>
         </w:tc>
@@ -3222,7 +3222,7 @@
                 <w:sz w:val="12"/>
                 <w:szCs w:val="12"/>
               </w:rPr>
-              <w:t>http://127.0.0.1:8000/static/uploads/action_history_147_20260810101923055455_b1c32ee3.jpg</w:t>
+              <w:t>/static/uploads/action_history_147_20260810101923055455_b1c32ee3.jpg</w:t>
             </w:r>
           </w:p>
         </w:tc>
